--- a/docs/lista_louvores/Textos_Louvores/GRANDE SENHOR.docx
+++ b/docs/lista_louvores/Textos_Louvores/GRANDE SENHOR.docx
@@ -4,7 +4,7 @@
   <w:body>
     <w:p>
       <w:pPr>
-        <w:pStyle w:val="SemEspaamento"/>
+        <w:pStyle w:val="Ttulo1"/>
       </w:pPr>
       <w:r>
         <w:t>GRANDE SENHOR</w:t>
@@ -13,8 +13,9 @@
     <w:p>
       <w:pPr>
         <w:pStyle w:val="SemEspaamento"/>
-        <w:spacing w:after="0"/>
-        <w:rPr>
+        <w:spacing w:before="0"/>
+        <w:rPr>
+          <w:rFonts w:ascii="Times New Roman" w:hAnsi="Times New Roman" w:cs="Times New Roman"/>
           <w:sz w:val="24"/>
           <w:szCs w:val="24"/>
           <w:u w:val="none"/>
@@ -22,6 +23,7 @@
       </w:pPr>
       <w:r>
         <w:rPr>
+          <w:rFonts w:ascii="Times New Roman" w:hAnsi="Times New Roman" w:cs="Times New Roman"/>
           <w:sz w:val="24"/>
           <w:szCs w:val="24"/>
           <w:u w:val="none"/>
@@ -30,6 +32,7 @@
       </w:r>
       <w:r>
         <w:rPr>
+          <w:rFonts w:ascii="Times New Roman" w:hAnsi="Times New Roman" w:cs="Times New Roman"/>
           <w:sz w:val="24"/>
           <w:szCs w:val="24"/>
           <w:u w:val="none"/>
@@ -38,6 +41,7 @@
       </w:r>
       <w:r>
         <w:rPr>
+          <w:rFonts w:ascii="Times New Roman" w:hAnsi="Times New Roman" w:cs="Times New Roman"/>
           <w:sz w:val="24"/>
           <w:szCs w:val="24"/>
           <w:u w:val="none"/>
@@ -46,6 +50,7 @@
       </w:r>
       <w:r>
         <w:rPr>
+          <w:rFonts w:ascii="Times New Roman" w:hAnsi="Times New Roman" w:cs="Times New Roman"/>
           <w:sz w:val="24"/>
           <w:szCs w:val="24"/>
           <w:u w:val="none"/>
@@ -54,6 +59,7 @@
       </w:r>
       <w:r>
         <w:rPr>
+          <w:rFonts w:ascii="Times New Roman" w:hAnsi="Times New Roman" w:cs="Times New Roman"/>
           <w:sz w:val="24"/>
           <w:szCs w:val="24"/>
           <w:u w:val="none"/>
@@ -62,6 +68,7 @@
       </w:r>
       <w:r>
         <w:rPr>
+          <w:rFonts w:ascii="Times New Roman" w:hAnsi="Times New Roman" w:cs="Times New Roman"/>
           <w:sz w:val="24"/>
           <w:szCs w:val="24"/>
           <w:u w:val="none"/>
@@ -70,6 +77,7 @@
       </w:r>
       <w:r>
         <w:rPr>
+          <w:rFonts w:ascii="Times New Roman" w:hAnsi="Times New Roman" w:cs="Times New Roman"/>
           <w:sz w:val="24"/>
           <w:szCs w:val="24"/>
           <w:u w:val="none"/>
@@ -78,6 +86,7 @@
       </w:r>
       <w:r>
         <w:rPr>
+          <w:rFonts w:ascii="Times New Roman" w:hAnsi="Times New Roman" w:cs="Times New Roman"/>
           <w:sz w:val="24"/>
           <w:szCs w:val="24"/>
           <w:u w:val="none"/>
@@ -86,6 +95,7 @@
       </w:r>
       <w:r>
         <w:rPr>
+          <w:rFonts w:ascii="Times New Roman" w:hAnsi="Times New Roman" w:cs="Times New Roman"/>
           <w:sz w:val="24"/>
           <w:szCs w:val="24"/>
           <w:u w:val="none"/>
@@ -94,6 +104,7 @@
       </w:r>
       <w:r>
         <w:rPr>
+          <w:rFonts w:ascii="Times New Roman" w:hAnsi="Times New Roman" w:cs="Times New Roman"/>
           <w:sz w:val="24"/>
           <w:szCs w:val="24"/>
           <w:u w:val="none"/>
@@ -104,8 +115,9 @@
     <w:p>
       <w:pPr>
         <w:pStyle w:val="SemEspaamento"/>
-        <w:spacing w:after="0"/>
-        <w:rPr>
+        <w:spacing w:before="0"/>
+        <w:rPr>
+          <w:rFonts w:ascii="Times New Roman" w:hAnsi="Times New Roman" w:cs="Times New Roman"/>
           <w:sz w:val="24"/>
           <w:szCs w:val="24"/>
           <w:u w:val="none"/>
@@ -113,6 +125,7 @@
       </w:pPr>
       <w:r>
         <w:rPr>
+          <w:rFonts w:ascii="Times New Roman" w:hAnsi="Times New Roman" w:cs="Times New Roman"/>
           <w:sz w:val="24"/>
           <w:szCs w:val="24"/>
           <w:u w:val="none"/>
@@ -121,6 +134,7 @@
       </w:r>
       <w:r>
         <w:rPr>
+          <w:rFonts w:ascii="Times New Roman" w:hAnsi="Times New Roman" w:cs="Times New Roman"/>
           <w:sz w:val="24"/>
           <w:szCs w:val="24"/>
           <w:u w:val="none"/>
@@ -129,6 +143,7 @@
       </w:r>
       <w:r>
         <w:rPr>
+          <w:rFonts w:ascii="Times New Roman" w:hAnsi="Times New Roman" w:cs="Times New Roman"/>
           <w:sz w:val="24"/>
           <w:szCs w:val="24"/>
           <w:u w:val="none"/>
@@ -137,6 +152,7 @@
       </w:r>
       <w:r>
         <w:rPr>
+          <w:rFonts w:ascii="Times New Roman" w:hAnsi="Times New Roman" w:cs="Times New Roman"/>
           <w:sz w:val="24"/>
           <w:szCs w:val="24"/>
           <w:u w:val="none"/>
@@ -145,6 +161,7 @@
       </w:r>
       <w:r>
         <w:rPr>
+          <w:rFonts w:ascii="Times New Roman" w:hAnsi="Times New Roman" w:cs="Times New Roman"/>
           <w:sz w:val="24"/>
           <w:szCs w:val="24"/>
           <w:u w:val="none"/>
@@ -153,6 +170,7 @@
       </w:r>
       <w:r>
         <w:rPr>
+          <w:rFonts w:ascii="Times New Roman" w:hAnsi="Times New Roman" w:cs="Times New Roman"/>
           <w:sz w:val="24"/>
           <w:szCs w:val="24"/>
           <w:u w:val="none"/>
@@ -161,6 +179,7 @@
       </w:r>
       <w:r>
         <w:rPr>
+          <w:rFonts w:ascii="Times New Roman" w:hAnsi="Times New Roman" w:cs="Times New Roman"/>
           <w:sz w:val="24"/>
           <w:szCs w:val="24"/>
           <w:u w:val="none"/>
@@ -169,6 +188,7 @@
       </w:r>
       <w:r>
         <w:rPr>
+          <w:rFonts w:ascii="Times New Roman" w:hAnsi="Times New Roman" w:cs="Times New Roman"/>
           <w:sz w:val="24"/>
           <w:szCs w:val="24"/>
           <w:u w:val="none"/>
@@ -177,6 +197,7 @@
       </w:r>
       <w:r>
         <w:rPr>
+          <w:rFonts w:ascii="Times New Roman" w:hAnsi="Times New Roman" w:cs="Times New Roman"/>
           <w:sz w:val="24"/>
           <w:szCs w:val="24"/>
           <w:u w:val="none"/>
@@ -187,8 +208,9 @@
     <w:p>
       <w:pPr>
         <w:pStyle w:val="SemEspaamento"/>
-        <w:spacing w:after="0"/>
-        <w:rPr>
+        <w:spacing w:before="0"/>
+        <w:rPr>
+          <w:rFonts w:ascii="Times New Roman" w:hAnsi="Times New Roman" w:cs="Times New Roman"/>
           <w:b/>
           <w:sz w:val="24"/>
           <w:szCs w:val="24"/>
@@ -197,6 +219,7 @@
       </w:pPr>
       <w:r>
         <w:rPr>
+          <w:rFonts w:ascii="Times New Roman" w:hAnsi="Times New Roman" w:cs="Times New Roman"/>
           <w:b/>
           <w:sz w:val="24"/>
           <w:szCs w:val="24"/>
@@ -206,6 +229,7 @@
       </w:r>
       <w:r>
         <w:rPr>
+          <w:rFonts w:ascii="Times New Roman" w:hAnsi="Times New Roman" w:cs="Times New Roman"/>
           <w:b/>
           <w:sz w:val="24"/>
           <w:szCs w:val="24"/>
@@ -215,6 +239,7 @@
       </w:r>
       <w:r>
         <w:rPr>
+          <w:rFonts w:ascii="Times New Roman" w:hAnsi="Times New Roman" w:cs="Times New Roman"/>
           <w:b/>
           <w:sz w:val="24"/>
           <w:szCs w:val="24"/>
@@ -224,6 +249,7 @@
       </w:r>
       <w:r>
         <w:rPr>
+          <w:rFonts w:ascii="Times New Roman" w:hAnsi="Times New Roman" w:cs="Times New Roman"/>
           <w:b/>
           <w:sz w:val="24"/>
           <w:szCs w:val="24"/>
@@ -233,20 +259,101 @@
       </w:r>
       <w:r>
         <w:rPr>
+          <w:rFonts w:ascii="Times New Roman" w:hAnsi="Times New Roman" w:cs="Times New Roman"/>
           <w:b/>
           <w:sz w:val="24"/>
           <w:szCs w:val="24"/>
           <w:u w:val="none"/>
         </w:rPr>
         <w:t>com louvor</w:t>
+      </w:r>
+      <w:r>
+        <w:rPr>
+          <w:rFonts w:ascii="Times New Roman" w:hAnsi="Times New Roman" w:cs="Times New Roman"/>
+          <w:b/>
+          <w:sz w:val="24"/>
+          <w:szCs w:val="24"/>
+          <w:u w:val="none"/>
+        </w:rPr>
+        <w:br/>
+      </w:r>
+      <w:r>
+        <w:rPr>
+          <w:rFonts w:ascii="Times New Roman" w:hAnsi="Times New Roman" w:cs="Times New Roman"/>
+          <w:b/>
+          <w:sz w:val="24"/>
+          <w:szCs w:val="24"/>
+          <w:u w:val="none"/>
+        </w:rPr>
+        <w:t>Teu nome é exaltado</w:t>
+      </w:r>
+      <w:r>
+        <w:rPr>
+          <w:rFonts w:ascii="Times New Roman" w:hAnsi="Times New Roman" w:cs="Times New Roman"/>
+          <w:b/>
+          <w:sz w:val="24"/>
+          <w:szCs w:val="24"/>
+          <w:u w:val="none"/>
+        </w:rPr>
+        <w:br/>
+      </w:r>
+      <w:r>
+        <w:rPr>
+          <w:rFonts w:ascii="Times New Roman" w:hAnsi="Times New Roman" w:cs="Times New Roman"/>
+          <w:b/>
+          <w:sz w:val="24"/>
+          <w:szCs w:val="24"/>
+          <w:u w:val="none"/>
+        </w:rPr>
+        <w:t>Sempre magnificado</w:t>
+      </w:r>
+      <w:r>
+        <w:rPr>
+          <w:rFonts w:ascii="Times New Roman" w:hAnsi="Times New Roman" w:cs="Times New Roman"/>
+          <w:b/>
+          <w:sz w:val="24"/>
+          <w:szCs w:val="24"/>
+          <w:u w:val="none"/>
+        </w:rPr>
+        <w:t xml:space="preserve"> </w:t>
+      </w:r>
+      <w:r>
+        <w:rPr>
+          <w:rFonts w:ascii="Times New Roman" w:hAnsi="Times New Roman" w:cs="Times New Roman"/>
+          <w:b/>
+          <w:sz w:val="24"/>
+          <w:szCs w:val="24"/>
+          <w:u w:val="none"/>
+        </w:rPr>
+        <w:t>com louvor</w:t>
+      </w:r>
+      <w:r>
+        <w:rPr>
+          <w:rFonts w:ascii="Times New Roman" w:hAnsi="Times New Roman" w:cs="Times New Roman"/>
+          <w:b/>
+          <w:sz w:val="24"/>
+          <w:szCs w:val="24"/>
+          <w:u w:val="none"/>
+        </w:rPr>
+        <w:br/>
+      </w:r>
+      <w:r>
+        <w:rPr>
+          <w:rFonts w:ascii="Times New Roman" w:hAnsi="Times New Roman" w:cs="Times New Roman"/>
+          <w:b/>
+          <w:sz w:val="24"/>
+          <w:szCs w:val="24"/>
+          <w:u w:val="none"/>
+        </w:rPr>
+        <w:t>Grande Senhor!</w:t>
       </w:r>
     </w:p>
     <w:p>
       <w:pPr>
         <w:pStyle w:val="SemEspaamento"/>
-        <w:spacing w:before="0" w:after="0"/>
-        <w:rPr>
-          <w:b/>
+        <w:spacing w:before="0"/>
+        <w:rPr>
+          <w:rFonts w:ascii="Times New Roman" w:hAnsi="Times New Roman" w:cs="Times New Roman"/>
           <w:sz w:val="24"/>
           <w:szCs w:val="24"/>
           <w:u w:val="none"/>
@@ -254,75 +361,40 @@
       </w:pPr>
       <w:r>
         <w:rPr>
-          <w:b/>
-          <w:sz w:val="24"/>
-          <w:szCs w:val="24"/>
-          <w:u w:val="none"/>
-        </w:rPr>
-        <w:t>Teu nome é exaltado</w:t>
-      </w:r>
-      <w:r>
-        <w:rPr>
-          <w:b/>
+          <w:rFonts w:ascii="Times New Roman" w:hAnsi="Times New Roman" w:cs="Times New Roman"/>
+          <w:sz w:val="24"/>
+          <w:szCs w:val="24"/>
+          <w:u w:val="none"/>
+        </w:rPr>
+        <w:t xml:space="preserve">Nas alturas dos céus, </w:t>
+      </w:r>
+      <w:r>
+        <w:rPr>
+          <w:rFonts w:ascii="Times New Roman" w:hAnsi="Times New Roman" w:cs="Times New Roman"/>
           <w:sz w:val="24"/>
           <w:szCs w:val="24"/>
           <w:u w:val="none"/>
         </w:rPr>
         <w:br/>
-      </w:r>
-      <w:r>
-        <w:rPr>
-          <w:b/>
-          <w:sz w:val="24"/>
-          <w:szCs w:val="24"/>
-          <w:u w:val="none"/>
-        </w:rPr>
-        <w:t>Sempre magnificado</w:t>
-      </w:r>
-      <w:r>
-        <w:rPr>
-          <w:b/>
-          <w:sz w:val="24"/>
-          <w:szCs w:val="24"/>
-          <w:u w:val="none"/>
-        </w:rPr>
-        <w:t xml:space="preserve"> </w:t>
-      </w:r>
-      <w:r>
-        <w:rPr>
-          <w:b/>
-          <w:sz w:val="24"/>
-          <w:szCs w:val="24"/>
-          <w:u w:val="none"/>
-        </w:rPr>
-        <w:t>com louvor</w:t>
-      </w:r>
-      <w:r>
-        <w:rPr>
-          <w:b/>
+        <w:t>No profundo do mar,</w:t>
+      </w:r>
+      <w:r>
+        <w:rPr>
+          <w:rFonts w:ascii="Times New Roman" w:hAnsi="Times New Roman" w:cs="Times New Roman"/>
           <w:sz w:val="24"/>
           <w:szCs w:val="24"/>
           <w:u w:val="none"/>
         </w:rPr>
         <w:br/>
-      </w:r>
-      <w:r>
-        <w:rPr>
-          <w:b/>
-          <w:sz w:val="24"/>
-          <w:szCs w:val="24"/>
-          <w:u w:val="none"/>
-        </w:rPr>
-        <w:t>Grande Senhor!</w:t>
+        <w:t xml:space="preserve">Nos limites da Terra, louvamos-Te </w:t>
       </w:r>
     </w:p>
     <w:p>
       <w:pPr>
         <w:pStyle w:val="SemEspaamento"/>
-        <w:spacing w:after="0"/>
-        <w:rPr>
-          <w:b/>
-          <w:bCs/>
+        <w:spacing w:before="0"/>
+        <w:rPr>
+          <w:rFonts w:ascii="Times New Roman" w:hAnsi="Times New Roman" w:cs="Times New Roman"/>
           <w:sz w:val="24"/>
           <w:szCs w:val="24"/>
           <w:u w:val="none"/>
@@ -330,21 +402,41 @@
       </w:pPr>
       <w:r>
         <w:rPr>
-          <w:b/>
-          <w:bCs/>
-          <w:sz w:val="24"/>
-          <w:szCs w:val="24"/>
-          <w:u w:val="none"/>
-        </w:rPr>
-        <w:t>[REPETE ATÉ O “MAGNIFICADO COM LOUVOR”]</w:t>
+          <w:rFonts w:ascii="Times New Roman" w:hAnsi="Times New Roman" w:cs="Times New Roman"/>
+          <w:sz w:val="24"/>
+          <w:szCs w:val="24"/>
+          <w:u w:val="none"/>
+        </w:rPr>
+        <w:t>Com todo o coração,</w:t>
+      </w:r>
+      <w:r>
+        <w:rPr>
+          <w:rFonts w:ascii="Times New Roman" w:hAnsi="Times New Roman" w:cs="Times New Roman"/>
+          <w:sz w:val="24"/>
+          <w:szCs w:val="24"/>
+          <w:u w:val="none"/>
+        </w:rPr>
+        <w:br/>
+        <w:t>Todo povo e nação,</w:t>
+      </w:r>
+      <w:r>
+        <w:rPr>
+          <w:rFonts w:ascii="Times New Roman" w:hAnsi="Times New Roman" w:cs="Times New Roman"/>
+          <w:sz w:val="24"/>
+          <w:szCs w:val="24"/>
+          <w:u w:val="none"/>
+        </w:rPr>
+        <w:br/>
+        <w:t>Todos, num só clamor, louvamos o Senhor</w:t>
       </w:r>
     </w:p>
     <w:p>
       <w:pPr>
         <w:pStyle w:val="SemEspaamento"/>
-        <w:spacing w:after="0"/>
-        <w:rPr>
-          <w:b/>
+        <w:spacing w:before="0"/>
+        <w:rPr>
+          <w:rFonts w:ascii="Times New Roman" w:hAnsi="Times New Roman" w:cs="Times New Roman"/>
+          <w:bCs/>
           <w:sz w:val="24"/>
           <w:szCs w:val="24"/>
           <w:u w:val="none"/>
@@ -352,19 +444,55 @@
       </w:pPr>
       <w:r>
         <w:rPr>
-          <w:b/>
-          <w:sz w:val="24"/>
-          <w:szCs w:val="24"/>
-          <w:u w:val="none"/>
-        </w:rPr>
-        <w:t>[REFRÃO]</w:t>
+          <w:rFonts w:ascii="Times New Roman" w:hAnsi="Times New Roman" w:cs="Times New Roman"/>
+          <w:bCs/>
+          <w:sz w:val="24"/>
+          <w:szCs w:val="24"/>
+          <w:u w:val="none"/>
+        </w:rPr>
+        <w:t>Por toda eternidade</w:t>
+      </w:r>
+      <w:r>
+        <w:rPr>
+          <w:rFonts w:ascii="Times New Roman" w:hAnsi="Times New Roman" w:cs="Times New Roman"/>
+          <w:bCs/>
+          <w:sz w:val="24"/>
+          <w:szCs w:val="24"/>
+          <w:u w:val="none"/>
+        </w:rPr>
+        <w:br/>
+        <w:t>Tu serás adorado com louvor</w:t>
+      </w:r>
+      <w:r>
+        <w:rPr>
+          <w:rFonts w:ascii="Times New Roman" w:hAnsi="Times New Roman" w:cs="Times New Roman"/>
+          <w:bCs/>
+          <w:sz w:val="24"/>
+          <w:szCs w:val="24"/>
+          <w:u w:val="none"/>
+        </w:rPr>
+        <w:br/>
+        <w:t>Teu nome é exaltado</w:t>
+      </w:r>
+      <w:r>
+        <w:rPr>
+          <w:rFonts w:ascii="Times New Roman" w:hAnsi="Times New Roman" w:cs="Times New Roman"/>
+          <w:bCs/>
+          <w:sz w:val="24"/>
+          <w:szCs w:val="24"/>
+          <w:u w:val="none"/>
+        </w:rPr>
+        <w:br/>
+        <w:t>Sempre magnificado com louvor</w:t>
       </w:r>
     </w:p>
     <w:p>
       <w:pPr>
         <w:pStyle w:val="SemEspaamento"/>
-        <w:spacing w:after="0"/>
-        <w:rPr>
+        <w:spacing w:before="0"/>
+        <w:rPr>
+          <w:rFonts w:ascii="Times New Roman" w:hAnsi="Times New Roman" w:cs="Times New Roman"/>
+          <w:b/>
           <w:sz w:val="24"/>
           <w:szCs w:val="24"/>
           <w:u w:val="none"/>
@@ -372,39 +500,62 @@
       </w:pPr>
       <w:r>
         <w:rPr>
-          <w:sz w:val="24"/>
-          <w:szCs w:val="24"/>
-          <w:u w:val="none"/>
-        </w:rPr>
-        <w:t>Por toda eternidade</w:t>
-      </w:r>
-      <w:r>
-        <w:rPr>
-          <w:sz w:val="24"/>
-          <w:szCs w:val="24"/>
-          <w:u w:val="none"/>
-        </w:rPr>
-        <w:t xml:space="preserve"> </w:t>
-      </w:r>
-      <w:r>
-        <w:rPr>
-          <w:sz w:val="24"/>
-          <w:szCs w:val="24"/>
-          <w:u w:val="none"/>
-        </w:rPr>
-        <w:t>(Grande Senhor)</w:t>
+          <w:rFonts w:ascii="Times New Roman" w:hAnsi="Times New Roman" w:cs="Times New Roman"/>
+          <w:b/>
+          <w:sz w:val="24"/>
+          <w:szCs w:val="24"/>
+          <w:u w:val="none"/>
+        </w:rPr>
+        <w:t>[REFRÃO]</w:t>
       </w:r>
     </w:p>
     <w:p>
       <w:pPr>
         <w:pStyle w:val="SemEspaamento"/>
-        <w:spacing w:after="0"/>
-        <w:rPr>
+        <w:spacing w:before="0"/>
+        <w:rPr>
+          <w:rFonts w:ascii="Times New Roman" w:hAnsi="Times New Roman" w:cs="Times New Roman"/>
           <w:sz w:val="24"/>
           <w:szCs w:val="24"/>
           <w:u w:val="none"/>
         </w:rPr>
       </w:pPr>
+      <w:r>
+        <w:rPr>
+          <w:rFonts w:ascii="Times New Roman" w:hAnsi="Times New Roman" w:cs="Times New Roman"/>
+          <w:sz w:val="24"/>
+          <w:szCs w:val="24"/>
+          <w:u w:val="none"/>
+        </w:rPr>
+        <w:t>Por toda eternidade</w:t>
+      </w:r>
+      <w:r>
+        <w:rPr>
+          <w:rFonts w:ascii="Times New Roman" w:hAnsi="Times New Roman" w:cs="Times New Roman"/>
+          <w:sz w:val="24"/>
+          <w:szCs w:val="24"/>
+          <w:u w:val="none"/>
+        </w:rPr>
+        <w:t xml:space="preserve"> </w:t>
+      </w:r>
+      <w:r>
+        <w:rPr>
+          <w:rFonts w:ascii="Times New Roman" w:hAnsi="Times New Roman" w:cs="Times New Roman"/>
+          <w:sz w:val="24"/>
+          <w:szCs w:val="24"/>
+          <w:u w:val="none"/>
+        </w:rPr>
+        <w:br/>
+      </w:r>
+      <w:r>
+        <w:rPr>
+          <w:rFonts w:ascii="Times New Roman" w:hAnsi="Times New Roman" w:cs="Times New Roman"/>
+          <w:sz w:val="24"/>
+          <w:szCs w:val="24"/>
+          <w:u w:val="none"/>
+        </w:rPr>
+        <w:t>(Grande Senhor)</w:t>
+      </w:r>
     </w:p>
     <w:sectPr>
       <w:pgSz w:w="11906" w:h="16838"/>
